--- a/Preckon-system/Documents/Preckon_Access_Infrastructure_and_Operations_v3.0.docx
+++ b/Preckon-system/Documents/Preckon_Access_Infrastructure_and_Operations_v3.0.docx
@@ -302,7 +302,6 @@
       <w:pPr>
         <w:spacing w:before="260" w:after="80"/>
       </w:pPr>
-      <w:proofErr w:type="gramStart"/>
       <w:r>
         <w:rPr>
           <w:rFonts w:ascii="Calibri" w:hAnsi="Calibri"/>
@@ -310,17 +309,7 @@
           <w:color w:val="172126"/>
           <w:sz w:val="22"/>
         </w:rPr>
-        <w:t>1.2  The</w:t>
-      </w:r>
-      <w:proofErr w:type="gramEnd"/>
-      <w:r>
-        <w:rPr>
-          <w:rFonts w:ascii="Calibri" w:hAnsi="Calibri"/>
-          <w:b/>
-          <w:color w:val="172126"/>
-          <w:sz w:val="22"/>
-        </w:rPr>
-        <w:t xml:space="preserve"> containers</w:t>
+        <w:t>1.2  The containers</w:t>
       </w:r>
     </w:p>
     <w:tbl>
@@ -870,7 +859,6 @@
       <w:pPr>
         <w:spacing w:before="260" w:after="80"/>
       </w:pPr>
-      <w:proofErr w:type="gramStart"/>
       <w:r>
         <w:rPr>
           <w:rFonts w:ascii="Calibri" w:hAnsi="Calibri"/>
@@ -878,17 +866,7 @@
           <w:color w:val="172126"/>
           <w:sz w:val="22"/>
         </w:rPr>
-        <w:t>1.3  Domain</w:t>
-      </w:r>
-      <w:proofErr w:type="gramEnd"/>
-      <w:r>
-        <w:rPr>
-          <w:rFonts w:ascii="Calibri" w:hAnsi="Calibri"/>
-          <w:b/>
-          <w:color w:val="172126"/>
-          <w:sz w:val="22"/>
-        </w:rPr>
-        <w:t>-neutral core, construction as data</w:t>
+        <w:t>1.3  Domain-neutral core, construction as data</w:t>
       </w:r>
     </w:p>
     <w:p>
@@ -1028,7 +1006,16 @@
           <w:color w:val="172126"/>
           <w:sz w:val="22"/>
         </w:rPr>
-        <w:t>4.1  The databases</w:t>
+        <w:t>2.</w:t>
+      </w:r>
+      <w:r>
+        <w:rPr>
+          <w:rFonts w:ascii="Calibri" w:hAnsi="Calibri"/>
+          <w:b/>
+          <w:color w:val="172126"/>
+          <w:sz w:val="22"/>
+        </w:rPr>
+        <w:t>1  The databases</w:t>
       </w:r>
     </w:p>
     <w:tbl>
@@ -1281,7 +1268,16 @@
           <w:color w:val="172126"/>
           <w:sz w:val="22"/>
         </w:rPr>
-        <w:t>4.2  Tenant isolation — application-layer, deliberately</w:t>
+        <w:t>2</w:t>
+      </w:r>
+      <w:r>
+        <w:rPr>
+          <w:rFonts w:ascii="Calibri" w:hAnsi="Calibri"/>
+          <w:b/>
+          <w:color w:val="172126"/>
+          <w:sz w:val="22"/>
+        </w:rPr>
+        <w:t>.2  Tenant isolation — application-layer, deliberately</w:t>
       </w:r>
     </w:p>
     <w:p>
@@ -1346,7 +1342,16 @@
           <w:color w:val="172126"/>
           <w:sz w:val="22"/>
         </w:rPr>
-        <w:t>4.3  The audit chain</w:t>
+        <w:t>2</w:t>
+      </w:r>
+      <w:r>
+        <w:rPr>
+          <w:rFonts w:ascii="Calibri" w:hAnsi="Calibri"/>
+          <w:b/>
+          <w:color w:val="172126"/>
+          <w:sz w:val="22"/>
+        </w:rPr>
+        <w:t>.3  The audit chain</w:t>
       </w:r>
     </w:p>
     <w:p>
@@ -1422,7 +1427,16 @@
           <w:color w:val="172126"/>
           <w:sz w:val="22"/>
         </w:rPr>
-        <w:t>4.4  Migrations</w:t>
+        <w:t>2</w:t>
+      </w:r>
+      <w:r>
+        <w:rPr>
+          <w:rFonts w:ascii="Calibri" w:hAnsi="Calibri"/>
+          <w:b/>
+          <w:color w:val="172126"/>
+          <w:sz w:val="22"/>
+        </w:rPr>
+        <w:t>.4  Migrations</w:t>
       </w:r>
     </w:p>
     <w:p>
@@ -1534,7 +1548,16 @@
           <w:color w:val="172126"/>
           <w:sz w:val="22"/>
         </w:rPr>
-        <w:t>5.1  Where the key lives</w:t>
+        <w:t>3</w:t>
+      </w:r>
+      <w:r>
+        <w:rPr>
+          <w:rFonts w:ascii="Calibri" w:hAnsi="Calibri"/>
+          <w:b/>
+          <w:color w:val="172126"/>
+          <w:sz w:val="22"/>
+        </w:rPr>
+        <w:t>.1  Where the key lives</w:t>
       </w:r>
     </w:p>
     <w:p>
@@ -1553,7 +1576,16 @@
           <w:color w:val="172126"/>
           <w:sz w:val="22"/>
         </w:rPr>
-        <w:t>5.2  DEMO_STUB_MODE — what is live and what is invented</w:t>
+        <w:t>3</w:t>
+      </w:r>
+      <w:r>
+        <w:rPr>
+          <w:rFonts w:ascii="Calibri" w:hAnsi="Calibri"/>
+          <w:b/>
+          <w:color w:val="172126"/>
+          <w:sz w:val="22"/>
+        </w:rPr>
+        <w:t>.2  DEMO_STUB_MODE — what is live and what is invented</w:t>
       </w:r>
     </w:p>
     <w:p>
@@ -1985,7 +2017,16 @@
           <w:color w:val="172126"/>
           <w:sz w:val="22"/>
         </w:rPr>
-        <w:t>5.3  Cost is metered per attempt</w:t>
+        <w:t>3</w:t>
+      </w:r>
+      <w:r>
+        <w:rPr>
+          <w:rFonts w:ascii="Calibri" w:hAnsi="Calibri"/>
+          <w:b/>
+          <w:color w:val="172126"/>
+          <w:sz w:val="22"/>
+        </w:rPr>
+        <w:t>.3  Cost is metered per attempt</w:t>
       </w:r>
     </w:p>
     <w:p>
@@ -2004,7 +2045,16 @@
           <w:color w:val="172126"/>
           <w:sz w:val="22"/>
         </w:rPr>
-        <w:t>5.4  Recommended: a separate development key</w:t>
+        <w:t>3</w:t>
+      </w:r>
+      <w:r>
+        <w:rPr>
+          <w:rFonts w:ascii="Calibri" w:hAnsi="Calibri"/>
+          <w:b/>
+          <w:color w:val="172126"/>
+          <w:sz w:val="22"/>
+        </w:rPr>
+        <w:t>.4  Recommended: a separate development key</w:t>
       </w:r>
     </w:p>
     <w:p>
@@ -2311,7 +2361,16 @@
           <w:color w:val="172126"/>
           <w:sz w:val="22"/>
         </w:rPr>
-        <w:t>5.5  Drawings</w:t>
+        <w:t>3</w:t>
+      </w:r>
+      <w:r>
+        <w:rPr>
+          <w:rFonts w:ascii="Calibri" w:hAnsi="Calibri"/>
+          <w:b/>
+          <w:color w:val="172126"/>
+          <w:sz w:val="22"/>
+        </w:rPr>
+        <w:t>.5  Drawings</w:t>
       </w:r>
     </w:p>
     <w:p>
@@ -2360,7 +2419,16 @@
           <w:color w:val="172126"/>
           <w:sz w:val="22"/>
         </w:rPr>
-        <w:t>6.1  Which path is the deploy path</w:t>
+        <w:t>4</w:t>
+      </w:r>
+      <w:r>
+        <w:rPr>
+          <w:rFonts w:ascii="Calibri" w:hAnsi="Calibri"/>
+          <w:b/>
+          <w:color w:val="172126"/>
+          <w:sz w:val="22"/>
+        </w:rPr>
+        <w:t>.1  Which path is the deploy path</w:t>
       </w:r>
     </w:p>
     <w:p>
@@ -2623,7 +2691,6 @@
       <w:pPr>
         <w:spacing w:before="260" w:after="80"/>
       </w:pPr>
-      <w:proofErr w:type="gramStart"/>
       <w:r>
         <w:rPr>
           <w:rFonts w:ascii="Calibri" w:hAnsi="Calibri"/>
@@ -2631,9 +2698,8 @@
           <w:color w:val="172126"/>
           <w:sz w:val="22"/>
         </w:rPr>
-        <w:t>6.2  What</w:t>
+        <w:t>4</w:t>
       </w:r>
-      <w:proofErr w:type="gramEnd"/>
       <w:r>
         <w:rPr>
           <w:rFonts w:ascii="Calibri" w:hAnsi="Calibri"/>
@@ -2641,13 +2707,18 @@
           <w:color w:val="172126"/>
           <w:sz w:val="22"/>
         </w:rPr>
-        <w:t xml:space="preserve"> update-from-git.sh does</w:t>
+        <w:t>.2  What update-from-git.sh does</w:t>
       </w:r>
     </w:p>
     <w:p>
       <w:pPr>
         <w:pStyle w:val="ListBullet"/>
+        <w:numPr>
+          <w:ilvl w:val="0"/>
+          <w:numId w:val="0"/>
+        </w:numPr>
         <w:spacing w:after="60" w:line="302" w:lineRule="auto"/>
+        <w:ind w:left="360" w:hanging="360"/>
       </w:pPr>
       <w:r>
         <w:rPr>
@@ -2668,7 +2739,12 @@
     <w:p>
       <w:pPr>
         <w:pStyle w:val="ListBullet"/>
+        <w:numPr>
+          <w:ilvl w:val="0"/>
+          <w:numId w:val="0"/>
+        </w:numPr>
         <w:spacing w:after="60" w:line="302" w:lineRule="auto"/>
+        <w:ind w:left="360" w:hanging="360"/>
       </w:pPr>
       <w:r>
         <w:rPr>
@@ -2689,7 +2765,12 @@
     <w:p>
       <w:pPr>
         <w:pStyle w:val="ListBullet"/>
+        <w:numPr>
+          <w:ilvl w:val="0"/>
+          <w:numId w:val="0"/>
+        </w:numPr>
         <w:spacing w:after="60" w:line="302" w:lineRule="auto"/>
+        <w:ind w:left="360" w:hanging="360"/>
       </w:pPr>
       <w:r>
         <w:rPr>
@@ -2710,7 +2791,12 @@
     <w:p>
       <w:pPr>
         <w:pStyle w:val="ListBullet"/>
+        <w:numPr>
+          <w:ilvl w:val="0"/>
+          <w:numId w:val="0"/>
+        </w:numPr>
         <w:spacing w:after="60" w:line="302" w:lineRule="auto"/>
+        <w:ind w:left="360" w:hanging="360"/>
       </w:pPr>
       <w:r>
         <w:rPr>
@@ -2731,9 +2817,13 @@
     <w:p>
       <w:pPr>
         <w:pStyle w:val="ListBullet"/>
+        <w:numPr>
+          <w:ilvl w:val="0"/>
+          <w:numId w:val="0"/>
+        </w:numPr>
         <w:spacing w:after="60" w:line="302" w:lineRule="auto"/>
+        <w:ind w:left="360" w:hanging="360"/>
       </w:pPr>
-      <w:proofErr w:type="gramStart"/>
       <w:r>
         <w:rPr>
           <w:rFonts w:ascii="Calibri" w:hAnsi="Calibri"/>
@@ -2747,21 +2837,13 @@
         <w:rPr>
           <w:sz w:val="17"/>
         </w:rPr>
-        <w:t>docker</w:t>
-      </w:r>
-      <w:proofErr w:type="gramEnd"/>
-      <w:r>
-        <w:rPr>
-          <w:sz w:val="17"/>
-        </w:rPr>
-        <w:t xml:space="preserve"> compose build, then up -d, for app, worker and cad.</w:t>
+        <w:t>docker compose build, then up -d, for app, worker and cad.</w:t>
       </w:r>
     </w:p>
     <w:p>
       <w:pPr>
         <w:spacing w:before="260" w:after="80"/>
       </w:pPr>
-      <w:proofErr w:type="gramStart"/>
       <w:r>
         <w:rPr>
           <w:rFonts w:ascii="Calibri" w:hAnsi="Calibri"/>
@@ -2769,9 +2851,8 @@
           <w:color w:val="172126"/>
           <w:sz w:val="22"/>
         </w:rPr>
-        <w:t>6.3  Rollback</w:t>
+        <w:t>4</w:t>
       </w:r>
-      <w:proofErr w:type="gramEnd"/>
       <w:r>
         <w:rPr>
           <w:rFonts w:ascii="Calibri" w:hAnsi="Calibri"/>
@@ -2779,7 +2860,7 @@
           <w:color w:val="172126"/>
           <w:sz w:val="22"/>
         </w:rPr>
-        <w:t>: there isn't one</w:t>
+        <w:t>.3  Rollback: there isn't one</w:t>
       </w:r>
     </w:p>
     <w:p>
@@ -2796,7 +2877,6 @@
         <w:rPr>
           <w:sz w:val="17"/>
         </w:rPr>
-        <w:lastRenderedPageBreak/>
         <w:t>The clone is --depth 1 on the default branch, so it cannot be asked for a previous commit.</w:t>
       </w:r>
     </w:p>
@@ -2809,6 +2889,7 @@
         <w:rPr>
           <w:sz w:val="17"/>
         </w:rPr>
+        <w:lastRenderedPageBreak/>
         <w:t>rsync --delete is destructive — the previous tree is gone, not shadowed.</w:t>
       </w:r>
     </w:p>
@@ -3068,7 +3149,16 @@
           <w:color w:val="172126"/>
           <w:sz w:val="22"/>
         </w:rPr>
-        <w:t>6.4  Backups</w:t>
+        <w:t>4</w:t>
+      </w:r>
+      <w:r>
+        <w:rPr>
+          <w:rFonts w:ascii="Calibri" w:hAnsi="Calibri"/>
+          <w:b/>
+          <w:color w:val="172126"/>
+          <w:sz w:val="22"/>
+        </w:rPr>
+        <w:t>.4  Backups</w:t>
       </w:r>
     </w:p>
     <w:p>
@@ -3756,7 +3846,16 @@
           <w:color w:val="172126"/>
           <w:sz w:val="22"/>
         </w:rPr>
-        <w:t>7.1  TLS</w:t>
+        <w:t>5</w:t>
+      </w:r>
+      <w:r>
+        <w:rPr>
+          <w:rFonts w:ascii="Calibri" w:hAnsi="Calibri"/>
+          <w:b/>
+          <w:color w:val="172126"/>
+          <w:sz w:val="22"/>
+        </w:rPr>
+        <w:t>.1  TLS</w:t>
       </w:r>
     </w:p>
     <w:p>
@@ -3837,7 +3936,16 @@
           <w:color w:val="172126"/>
           <w:sz w:val="22"/>
         </w:rPr>
-        <w:t>7.2  The firewall — two layers, and the one that works is not ours</w:t>
+        <w:t>5</w:t>
+      </w:r>
+      <w:r>
+        <w:rPr>
+          <w:rFonts w:ascii="Calibri" w:hAnsi="Calibri"/>
+          <w:b/>
+          <w:color w:val="172126"/>
+          <w:sz w:val="22"/>
+        </w:rPr>
+        <w:t>.2  The firewall — two layers, and the one that works is not ours</w:t>
       </w:r>
     </w:p>
     <w:p>
@@ -4347,7 +4455,6 @@
       <w:pPr>
         <w:spacing w:before="260" w:after="80"/>
       </w:pPr>
-      <w:proofErr w:type="gramStart"/>
       <w:r>
         <w:rPr>
           <w:rFonts w:ascii="Calibri" w:hAnsi="Calibri"/>
@@ -4355,9 +4462,8 @@
           <w:color w:val="172126"/>
           <w:sz w:val="22"/>
         </w:rPr>
-        <w:t>7.3  What</w:t>
+        <w:t>5</w:t>
       </w:r>
-      <w:proofErr w:type="gramEnd"/>
       <w:r>
         <w:rPr>
           <w:rFonts w:ascii="Calibri" w:hAnsi="Calibri"/>
@@ -4365,7 +4471,7 @@
           <w:color w:val="172126"/>
           <w:sz w:val="22"/>
         </w:rPr>
-        <w:t xml:space="preserve"> the hardening work does and does not establish</w:t>
+        <w:t>.3  What the hardening work does and does not establish</w:t>
       </w:r>
     </w:p>
     <w:p>
@@ -4384,7 +4490,16 @@
           <w:color w:val="172126"/>
           <w:sz w:val="22"/>
         </w:rPr>
-        <w:t>7.4  The credential exposure, and the order that closes it</w:t>
+        <w:t>5</w:t>
+      </w:r>
+      <w:r>
+        <w:rPr>
+          <w:rFonts w:ascii="Calibri" w:hAnsi="Calibri"/>
+          <w:b/>
+          <w:color w:val="172126"/>
+          <w:sz w:val="22"/>
+        </w:rPr>
+        <w:t>.4  The credential exposure, and the order that closes it</w:t>
       </w:r>
     </w:p>
     <w:p>
@@ -4396,7 +4511,12 @@
     <w:p>
       <w:pPr>
         <w:pStyle w:val="ListBullet"/>
+        <w:numPr>
+          <w:ilvl w:val="0"/>
+          <w:numId w:val="0"/>
+        </w:numPr>
         <w:spacing w:after="60" w:line="302" w:lineRule="auto"/>
+        <w:ind w:left="360" w:hanging="360"/>
       </w:pPr>
       <w:r>
         <w:rPr>
@@ -4417,7 +4537,12 @@
     <w:p>
       <w:pPr>
         <w:pStyle w:val="ListBullet"/>
+        <w:numPr>
+          <w:ilvl w:val="0"/>
+          <w:numId w:val="0"/>
+        </w:numPr>
         <w:spacing w:after="60" w:line="302" w:lineRule="auto"/>
+        <w:ind w:left="360" w:hanging="360"/>
       </w:pPr>
       <w:r>
         <w:rPr>
@@ -4438,7 +4563,12 @@
     <w:p>
       <w:pPr>
         <w:pStyle w:val="ListBullet"/>
+        <w:numPr>
+          <w:ilvl w:val="0"/>
+          <w:numId w:val="0"/>
+        </w:numPr>
         <w:spacing w:after="60" w:line="302" w:lineRule="auto"/>
+        <w:ind w:left="360" w:hanging="360"/>
       </w:pPr>
       <w:r>
         <w:rPr>
@@ -4459,7 +4589,12 @@
     <w:p>
       <w:pPr>
         <w:pStyle w:val="ListBullet"/>
+        <w:numPr>
+          <w:ilvl w:val="0"/>
+          <w:numId w:val="0"/>
+        </w:numPr>
         <w:spacing w:after="60" w:line="302" w:lineRule="auto"/>
+        <w:ind w:left="360" w:hanging="360"/>
       </w:pPr>
       <w:r>
         <w:rPr>
@@ -4480,7 +4615,12 @@
     <w:p>
       <w:pPr>
         <w:pStyle w:val="ListBullet"/>
+        <w:numPr>
+          <w:ilvl w:val="0"/>
+          <w:numId w:val="0"/>
+        </w:numPr>
         <w:spacing w:after="60" w:line="302" w:lineRule="auto"/>
+        <w:ind w:left="360" w:hanging="360"/>
       </w:pPr>
       <w:r>
         <w:rPr>
@@ -4501,7 +4641,12 @@
     <w:p>
       <w:pPr>
         <w:pStyle w:val="ListBullet"/>
+        <w:numPr>
+          <w:ilvl w:val="0"/>
+          <w:numId w:val="0"/>
+        </w:numPr>
         <w:spacing w:after="60" w:line="302" w:lineRule="auto"/>
+        <w:ind w:left="360" w:hanging="360"/>
       </w:pPr>
       <w:r>
         <w:rPr>
@@ -4531,20 +4676,11 @@
     </w:p>
     <w:p>
       <w:r>
-        <w:br w:type="page"/>
-      </w:r>
-    </w:p>
-    <w:p>
-      <w:pPr>
-        <w:spacing w:after="160" w:line="252" w:lineRule="auto"/>
-      </w:pPr>
-      <w:r>
         <w:rPr>
           <w:b/>
           <w:color w:val="172126"/>
           <w:sz w:val="38"/>
         </w:rPr>
-        <w:lastRenderedPageBreak/>
         <w:t>Knowing it works</w:t>
       </w:r>
     </w:p>
@@ -4570,7 +4706,16 @@
           <w:color w:val="172126"/>
           <w:sz w:val="22"/>
         </w:rPr>
-        <w:t>9.1  After every deploy</w:t>
+        <w:t>6</w:t>
+      </w:r>
+      <w:r>
+        <w:rPr>
+          <w:rFonts w:ascii="Calibri" w:hAnsi="Calibri"/>
+          <w:b/>
+          <w:color w:val="172126"/>
+          <w:sz w:val="22"/>
+        </w:rPr>
+        <w:t>.1  After every deploy</w:t>
       </w:r>
     </w:p>
     <w:tbl>
@@ -4686,7 +4831,16 @@
           <w:color w:val="172126"/>
           <w:sz w:val="22"/>
         </w:rPr>
-        <w:t>9.2  The test suites</w:t>
+        <w:t>6</w:t>
+      </w:r>
+      <w:r>
+        <w:rPr>
+          <w:rFonts w:ascii="Calibri" w:hAnsi="Calibri"/>
+          <w:b/>
+          <w:color w:val="172126"/>
+          <w:sz w:val="22"/>
+        </w:rPr>
+        <w:t>.2  The test suites</w:t>
       </w:r>
     </w:p>
     <w:tbl>
@@ -5055,7 +5209,6 @@
       <w:pPr>
         <w:spacing w:before="260" w:after="80"/>
       </w:pPr>
-      <w:proofErr w:type="gramStart"/>
       <w:r>
         <w:rPr>
           <w:rFonts w:ascii="Calibri" w:hAnsi="Calibri"/>
@@ -5063,9 +5216,8 @@
           <w:color w:val="172126"/>
           <w:sz w:val="22"/>
         </w:rPr>
-        <w:t>9.3  The</w:t>
+        <w:t>6</w:t>
       </w:r>
-      <w:proofErr w:type="gramEnd"/>
       <w:r>
         <w:rPr>
           <w:rFonts w:ascii="Calibri" w:hAnsi="Calibri"/>
@@ -5073,11 +5225,12 @@
           <w:color w:val="172126"/>
           <w:sz w:val="22"/>
         </w:rPr>
-        <w:t xml:space="preserve"> QA checklist</w:t>
+        <w:t>.3  The QA checklist</w:t>
       </w:r>
     </w:p>
     <w:p>
       <w:r>
+        <w:lastRenderedPageBreak/>
         <w:t>A static page baked into the Host image at build time, served at /checklist.html on whatever origin serves the Host console. Because it is baked in, publishing an updated one means rebuilding the host — copying a file into a running container vanishes on the next recreate. Results are stored per browser in localStorage, so each tester keeps their own, and Export CSV pulls from the same case list the page renders.</w:t>
       </w:r>
     </w:p>
@@ -5092,7 +5245,16 @@
           <w:color w:val="172126"/>
           <w:sz w:val="22"/>
         </w:rPr>
-        <w:t>9.4  Retiring stub-era artifacts</w:t>
+        <w:t>6</w:t>
+      </w:r>
+      <w:r>
+        <w:rPr>
+          <w:rFonts w:ascii="Calibri" w:hAnsi="Calibri"/>
+          <w:b/>
+          <w:color w:val="172126"/>
+          <w:sz w:val="22"/>
+        </w:rPr>
+        <w:t>.4  Retiring stub-era artifacts</w:t>
       </w:r>
     </w:p>
     <w:p>
@@ -5163,25 +5325,29 @@
     </w:p>
     <w:p>
       <w:r>
-        <w:t>It supersedes rather than deletes, so downstream records keep their lineage, and writes one audit entry through the chain's stored procedure. Verify after with GET /api/v1/audit/verify.</w:t>
+        <w:t>It supersedes rather than deletes, so downstream records keep their lineage, and writes one audit entry through the chain's stored procedure. Verify after with GET /</w:t>
       </w:r>
+      <w:proofErr w:type="spellStart"/>
+      <w:r>
+        <w:t>api</w:t>
+      </w:r>
+      <w:proofErr w:type="spellEnd"/>
+      <w:r>
+        <w:t>/v1/audit/</w:t>
+      </w:r>
+      <w:proofErr w:type="spellStart"/>
+      <w:r>
+        <w:t>verify.</w:t>
+      </w:r>
+      <w:proofErr w:type="spellEnd"/>
     </w:p>
     <w:p>
-      <w:r>
-        <w:br w:type="page"/>
-      </w:r>
-    </w:p>
-    <w:p>
-      <w:pPr>
-        <w:spacing w:after="160" w:line="252" w:lineRule="auto"/>
-      </w:pPr>
       <w:r>
         <w:rPr>
           <w:b/>
           <w:color w:val="172126"/>
           <w:sz w:val="38"/>
         </w:rPr>
-        <w:lastRenderedPageBreak/>
         <w:t>Defects, open items and decisions</w:t>
       </w:r>
     </w:p>
@@ -5207,7 +5373,16 @@
           <w:color w:val="172126"/>
           <w:sz w:val="22"/>
         </w:rPr>
-        <w:t>10.1  Defect register</w:t>
+        <w:t>7</w:t>
+      </w:r>
+      <w:r>
+        <w:rPr>
+          <w:rFonts w:ascii="Calibri" w:hAnsi="Calibri"/>
+          <w:b/>
+          <w:color w:val="172126"/>
+          <w:sz w:val="22"/>
+        </w:rPr>
+        <w:t>.1  Defect register</w:t>
       </w:r>
     </w:p>
     <w:tbl>
@@ -6064,7 +6239,6 @@
       <w:pPr>
         <w:spacing w:before="260" w:after="80"/>
       </w:pPr>
-      <w:proofErr w:type="gramStart"/>
       <w:r>
         <w:rPr>
           <w:rFonts w:ascii="Calibri" w:hAnsi="Calibri"/>
@@ -6072,9 +6246,8 @@
           <w:color w:val="172126"/>
           <w:sz w:val="22"/>
         </w:rPr>
-        <w:t>10.2  Four</w:t>
+        <w:t>7</w:t>
       </w:r>
-      <w:proofErr w:type="gramEnd"/>
       <w:r>
         <w:rPr>
           <w:rFonts w:ascii="Calibri" w:hAnsi="Calibri"/>
@@ -6082,7 +6255,7 @@
           <w:color w:val="172126"/>
           <w:sz w:val="22"/>
         </w:rPr>
-        <w:t xml:space="preserve"> things need one command on the box</w:t>
+        <w:t>.2  Four things need one command on the box</w:t>
       </w:r>
     </w:p>
     <w:tbl>
@@ -6396,6 +6569,7 @@
     </w:p>
     <w:p>
       <w:r>
+        <w:lastRenderedPageBreak/>
         <w:t>None of these are unknowable. They are unknown because nobody with server access has run them and written the answer down — which is the same reason access is the blocking item, and it is blocking for everyone rather than for any one person.</w:t>
       </w:r>
     </w:p>
@@ -6410,7 +6584,16 @@
           <w:color w:val="172126"/>
           <w:sz w:val="22"/>
         </w:rPr>
-        <w:t>10.3  Three decisions, which are not technical questions</w:t>
+        <w:t>7</w:t>
+      </w:r>
+      <w:r>
+        <w:rPr>
+          <w:rFonts w:ascii="Calibri" w:hAnsi="Calibri"/>
+          <w:b/>
+          <w:color w:val="172126"/>
+          <w:sz w:val="22"/>
+        </w:rPr>
+        <w:t>.3  Three decisions, which are not technical questions</w:t>
       </w:r>
     </w:p>
     <w:tbl>
@@ -6597,7 +6780,16 @@
           <w:color w:val="172126"/>
           <w:sz w:val="22"/>
         </w:rPr>
-        <w:t>10.4  Not in the repository at all</w:t>
+        <w:t>7</w:t>
+      </w:r>
+      <w:r>
+        <w:rPr>
+          <w:rFonts w:ascii="Calibri" w:hAnsi="Calibri"/>
+          <w:b/>
+          <w:color w:val="172126"/>
+          <w:sz w:val="22"/>
+        </w:rPr>
+        <w:t>.4  Not in the repository at all</w:t>
       </w:r>
     </w:p>
     <w:p>
@@ -6685,7 +6877,16 @@
           <w:color w:val="172126"/>
           <w:sz w:val="22"/>
         </w:rPr>
-        <w:t>11.1  Ports</w:t>
+        <w:t>8</w:t>
+      </w:r>
+      <w:r>
+        <w:rPr>
+          <w:rFonts w:ascii="Calibri" w:hAnsi="Calibri"/>
+          <w:b/>
+          <w:color w:val="172126"/>
+          <w:sz w:val="22"/>
+        </w:rPr>
+        <w:t>.1  Ports</w:t>
       </w:r>
     </w:p>
     <w:tbl>
@@ -7354,11 +7555,7 @@
         </w:tc>
       </w:tr>
     </w:tbl>
-    <w:p>
-      <w:pPr>
-        <w:spacing w:after="60"/>
-      </w:pPr>
-    </w:p>
+    <w:p/>
     <w:p>
       <w:pPr>
         <w:spacing w:before="260" w:after="80"/>
@@ -7370,560 +7567,7 @@
           <w:color w:val="172126"/>
           <w:sz w:val="22"/>
         </w:rPr>
-        <w:t>11.2  Accounts</w:t>
-      </w:r>
-    </w:p>
-    <w:p>
-      <w:r>
-        <w:t>Passwords are deliberately absent. Where each one comes from:</w:t>
-      </w:r>
-    </w:p>
-    <w:tbl>
-      <w:tblPr>
-        <w:tblW w:w="0" w:type="auto"/>
-        <w:tblBorders>
-          <w:top w:val="single" w:sz="4" w:space="0" w:color="D8DEE2"/>
-          <w:left w:val="single" w:sz="4" w:space="0" w:color="D8DEE2"/>
-          <w:bottom w:val="single" w:sz="4" w:space="0" w:color="D8DEE2"/>
-          <w:right w:val="single" w:sz="4" w:space="0" w:color="D8DEE2"/>
-          <w:insideH w:val="single" w:sz="4" w:space="0" w:color="D8DEE2"/>
-          <w:insideV w:val="single" w:sz="4" w:space="0" w:color="D8DEE2"/>
-        </w:tblBorders>
-        <w:tblLook w:val="04A0" w:firstRow="1" w:lastRow="0" w:firstColumn="1" w:lastColumn="0" w:noHBand="0" w:noVBand="1"/>
-      </w:tblPr>
-      <w:tblGrid>
-        <w:gridCol w:w="3600"/>
-        <w:gridCol w:w="1152"/>
-        <w:gridCol w:w="1440"/>
-        <w:gridCol w:w="3240"/>
-      </w:tblGrid>
-      <w:tr>
-        <w:tc>
-          <w:tcPr>
-            <w:tcW w:w="3600" w:type="dxa"/>
-            <w:shd w:val="clear" w:color="auto" w:fill="F0F3F4"/>
-          </w:tcPr>
-          <w:p>
-            <w:r>
-              <w:rPr>
-                <w:rFonts w:ascii="Calibri" w:hAnsi="Calibri"/>
-                <w:b/>
-                <w:color w:val="667279"/>
-                <w:sz w:val="13"/>
-              </w:rPr>
-              <w:t>IDENTITY</w:t>
-            </w:r>
-          </w:p>
-        </w:tc>
-        <w:tc>
-          <w:tcPr>
-            <w:tcW w:w="1152" w:type="dxa"/>
-            <w:shd w:val="clear" w:color="auto" w:fill="F0F3F4"/>
-          </w:tcPr>
-          <w:p>
-            <w:r>
-              <w:rPr>
-                <w:rFonts w:ascii="Calibri" w:hAnsi="Calibri"/>
-                <w:b/>
-                <w:color w:val="667279"/>
-                <w:sz w:val="13"/>
-              </w:rPr>
-              <w:t>PLANE</w:t>
-            </w:r>
-          </w:p>
-        </w:tc>
-        <w:tc>
-          <w:tcPr>
-            <w:tcW w:w="1440" w:type="dxa"/>
-            <w:shd w:val="clear" w:color="auto" w:fill="F0F3F4"/>
-          </w:tcPr>
-          <w:p>
-            <w:r>
-              <w:rPr>
-                <w:rFonts w:ascii="Calibri" w:hAnsi="Calibri"/>
-                <w:b/>
-                <w:color w:val="667279"/>
-                <w:sz w:val="13"/>
-              </w:rPr>
-              <w:t>ROLE</w:t>
-            </w:r>
-          </w:p>
-        </w:tc>
-        <w:tc>
-          <w:tcPr>
-            <w:tcW w:w="3240" w:type="dxa"/>
-            <w:shd w:val="clear" w:color="auto" w:fill="F0F3F4"/>
-          </w:tcPr>
-          <w:p>
-            <w:r>
-              <w:rPr>
-                <w:rFonts w:ascii="Calibri" w:hAnsi="Calibri"/>
-                <w:b/>
-                <w:color w:val="667279"/>
-                <w:sz w:val="13"/>
-              </w:rPr>
-              <w:t>PASSWORD SOURCE</w:t>
-            </w:r>
-          </w:p>
-        </w:tc>
-      </w:tr>
-      <w:tr>
-        <w:tc>
-          <w:tcPr>
-            <w:tcW w:w="3600" w:type="dxa"/>
-          </w:tcPr>
-          <w:p>
-            <w:pPr>
-              <w:spacing w:after="0" w:line="278" w:lineRule="auto"/>
-            </w:pPr>
-            <w:r>
-              <w:rPr>
-                <w:rFonts w:ascii="Consolas" w:hAnsi="Consolas"/>
-                <w:b/>
-                <w:color w:val="172126"/>
-                <w:sz w:val="15"/>
-              </w:rPr>
-              <w:t>admin@techsme.com</w:t>
-            </w:r>
-          </w:p>
-        </w:tc>
-        <w:tc>
-          <w:tcPr>
-            <w:tcW w:w="1152" w:type="dxa"/>
-          </w:tcPr>
-          <w:p>
-            <w:pPr>
-              <w:spacing w:after="0" w:line="278" w:lineRule="auto"/>
-            </w:pPr>
-            <w:r>
-              <w:rPr>
-                <w:rFonts w:ascii="Calibri" w:hAnsi="Calibri"/>
-                <w:sz w:val="15"/>
-              </w:rPr>
-              <w:t>host</w:t>
-            </w:r>
-          </w:p>
-        </w:tc>
-        <w:tc>
-          <w:tcPr>
-            <w:tcW w:w="1440" w:type="dxa"/>
-          </w:tcPr>
-          <w:p>
-            <w:pPr>
-              <w:spacing w:after="0" w:line="278" w:lineRule="auto"/>
-            </w:pPr>
-            <w:r>
-              <w:rPr>
-                <w:rFonts w:ascii="Calibri" w:hAnsi="Calibri"/>
-                <w:sz w:val="15"/>
-              </w:rPr>
-              <w:t>Owner</w:t>
-            </w:r>
-          </w:p>
-        </w:tc>
-        <w:tc>
-          <w:tcPr>
-            <w:tcW w:w="3240" w:type="dxa"/>
-          </w:tcPr>
-          <w:p>
-            <w:pPr>
-              <w:spacing w:after="0" w:line="278" w:lineRule="auto"/>
-            </w:pPr>
-            <w:r>
-              <w:rPr>
-                <w:rFonts w:ascii="Calibri" w:hAnsi="Calibri"/>
-                <w:sz w:val="15"/>
-              </w:rPr>
-              <w:t>ROTATE — published. Also a committed literal, D8</w:t>
-            </w:r>
-          </w:p>
-        </w:tc>
-      </w:tr>
-      <w:tr>
-        <w:tc>
-          <w:tcPr>
-            <w:tcW w:w="3600" w:type="dxa"/>
-          </w:tcPr>
-          <w:p>
-            <w:pPr>
-              <w:spacing w:after="0" w:line="278" w:lineRule="auto"/>
-            </w:pPr>
-            <w:r>
-              <w:rPr>
-                <w:rFonts w:ascii="Consolas" w:hAnsi="Consolas"/>
-                <w:b/>
-                <w:color w:val="172126"/>
-                <w:sz w:val="15"/>
-              </w:rPr>
-              <w:t>shruthi@techsme.com</w:t>
-            </w:r>
-          </w:p>
-        </w:tc>
-        <w:tc>
-          <w:tcPr>
-            <w:tcW w:w="1152" w:type="dxa"/>
-          </w:tcPr>
-          <w:p>
-            <w:pPr>
-              <w:spacing w:after="0" w:line="278" w:lineRule="auto"/>
-            </w:pPr>
-            <w:r>
-              <w:rPr>
-                <w:rFonts w:ascii="Calibri" w:hAnsi="Calibri"/>
-                <w:sz w:val="15"/>
-              </w:rPr>
-              <w:t>host</w:t>
-            </w:r>
-          </w:p>
-        </w:tc>
-        <w:tc>
-          <w:tcPr>
-            <w:tcW w:w="1440" w:type="dxa"/>
-          </w:tcPr>
-          <w:p>
-            <w:pPr>
-              <w:spacing w:after="0" w:line="278" w:lineRule="auto"/>
-            </w:pPr>
-            <w:r>
-              <w:rPr>
-                <w:rFonts w:ascii="Calibri" w:hAnsi="Calibri"/>
-                <w:sz w:val="15"/>
-              </w:rPr>
-              <w:t>Admin</w:t>
-            </w:r>
-          </w:p>
-        </w:tc>
-        <w:tc>
-          <w:tcPr>
-            <w:tcW w:w="3240" w:type="dxa"/>
-          </w:tcPr>
-          <w:p>
-            <w:pPr>
-              <w:spacing w:after="0" w:line="278" w:lineRule="auto"/>
-            </w:pPr>
-            <w:r>
-              <w:rPr>
-                <w:rFonts w:ascii="Calibri" w:hAnsi="Calibri"/>
-                <w:sz w:val="15"/>
-              </w:rPr>
-              <w:t>ROTATE — published</w:t>
-            </w:r>
-          </w:p>
-        </w:tc>
-      </w:tr>
-      <w:tr>
-        <w:tc>
-          <w:tcPr>
-            <w:tcW w:w="3600" w:type="dxa"/>
-          </w:tcPr>
-          <w:p>
-            <w:pPr>
-              <w:spacing w:after="0" w:line="278" w:lineRule="auto"/>
-            </w:pPr>
-            <w:r>
-              <w:rPr>
-                <w:rFonts w:ascii="Consolas" w:hAnsi="Consolas"/>
-                <w:b/>
-                <w:color w:val="172126"/>
-                <w:sz w:val="15"/>
-              </w:rPr>
-              <w:t>pranavi@techsme.com</w:t>
-            </w:r>
-          </w:p>
-        </w:tc>
-        <w:tc>
-          <w:tcPr>
-            <w:tcW w:w="1152" w:type="dxa"/>
-          </w:tcPr>
-          <w:p>
-            <w:pPr>
-              <w:spacing w:after="0" w:line="278" w:lineRule="auto"/>
-            </w:pPr>
-            <w:r>
-              <w:rPr>
-                <w:rFonts w:ascii="Calibri" w:hAnsi="Calibri"/>
-                <w:sz w:val="15"/>
-              </w:rPr>
-              <w:t>host</w:t>
-            </w:r>
-          </w:p>
-        </w:tc>
-        <w:tc>
-          <w:tcPr>
-            <w:tcW w:w="1440" w:type="dxa"/>
-          </w:tcPr>
-          <w:p>
-            <w:pPr>
-              <w:spacing w:after="0" w:line="278" w:lineRule="auto"/>
-            </w:pPr>
-            <w:r>
-              <w:rPr>
-                <w:rFonts w:ascii="Calibri" w:hAnsi="Calibri"/>
-                <w:sz w:val="15"/>
-              </w:rPr>
-              <w:t>Admin</w:t>
-            </w:r>
-          </w:p>
-        </w:tc>
-        <w:tc>
-          <w:tcPr>
-            <w:tcW w:w="3240" w:type="dxa"/>
-          </w:tcPr>
-          <w:p>
-            <w:pPr>
-              <w:spacing w:after="0" w:line="278" w:lineRule="auto"/>
-            </w:pPr>
-            <w:r>
-              <w:rPr>
-                <w:rFonts w:ascii="Calibri" w:hAnsi="Calibri"/>
-                <w:sz w:val="15"/>
-              </w:rPr>
-              <w:t>ROTATE — published</w:t>
-            </w:r>
-          </w:p>
-        </w:tc>
-      </w:tr>
-      <w:tr>
-        <w:tc>
-          <w:tcPr>
-            <w:tcW w:w="3600" w:type="dxa"/>
-          </w:tcPr>
-          <w:p>
-            <w:pPr>
-              <w:spacing w:after="0" w:line="278" w:lineRule="auto"/>
-            </w:pPr>
-            <w:r>
-              <w:rPr>
-                <w:rFonts w:ascii="Consolas" w:hAnsi="Consolas"/>
-                <w:b/>
-                <w:color w:val="172126"/>
-                <w:sz w:val="15"/>
-              </w:rPr>
-              <w:t>owner@aigcc.group</w:t>
-            </w:r>
-          </w:p>
-        </w:tc>
-        <w:tc>
-          <w:tcPr>
-            <w:tcW w:w="1152" w:type="dxa"/>
-          </w:tcPr>
-          <w:p>
-            <w:pPr>
-              <w:spacing w:after="0" w:line="278" w:lineRule="auto"/>
-            </w:pPr>
-            <w:r>
-              <w:rPr>
-                <w:rFonts w:ascii="Calibri" w:hAnsi="Calibri"/>
-                <w:sz w:val="15"/>
-              </w:rPr>
-              <w:t>tenant</w:t>
-            </w:r>
-          </w:p>
-        </w:tc>
-        <w:tc>
-          <w:tcPr>
-            <w:tcW w:w="1440" w:type="dxa"/>
-          </w:tcPr>
-          <w:p>
-            <w:pPr>
-              <w:spacing w:after="0" w:line="278" w:lineRule="auto"/>
-            </w:pPr>
-            <w:r>
-              <w:rPr>
-                <w:rFonts w:ascii="Calibri" w:hAnsi="Calibri"/>
-                <w:sz w:val="15"/>
-              </w:rPr>
-              <w:t>Owner</w:t>
-            </w:r>
-          </w:p>
-        </w:tc>
-        <w:tc>
-          <w:tcPr>
-            <w:tcW w:w="3240" w:type="dxa"/>
-          </w:tcPr>
-          <w:p>
-            <w:pPr>
-              <w:spacing w:after="0" w:line="278" w:lineRule="auto"/>
-            </w:pPr>
-            <w:r>
-              <w:rPr>
-                <w:rFonts w:ascii="Calibri" w:hAnsi="Calibri"/>
-                <w:sz w:val="15"/>
-              </w:rPr>
-              <w:t>SEED_OWNER_PASSWORD, via seed-aigcc.mjs</w:t>
-            </w:r>
-          </w:p>
-        </w:tc>
-      </w:tr>
-      <w:tr>
-        <w:tc>
-          <w:tcPr>
-            <w:tcW w:w="3600" w:type="dxa"/>
-          </w:tcPr>
-          <w:p>
-            <w:pPr>
-              <w:spacing w:after="0" w:line="278" w:lineRule="auto"/>
-            </w:pPr>
-            <w:r>
-              <w:rPr>
-                <w:rFonts w:ascii="Consolas" w:hAnsi="Consolas"/>
-                <w:b/>
-                <w:color w:val="172126"/>
-                <w:sz w:val="15"/>
-              </w:rPr>
-              <w:t>owner@cedarstone.build</w:t>
-            </w:r>
-          </w:p>
-        </w:tc>
-        <w:tc>
-          <w:tcPr>
-            <w:tcW w:w="1152" w:type="dxa"/>
-          </w:tcPr>
-          <w:p>
-            <w:pPr>
-              <w:spacing w:after="0" w:line="278" w:lineRule="auto"/>
-            </w:pPr>
-            <w:r>
-              <w:rPr>
-                <w:rFonts w:ascii="Calibri" w:hAnsi="Calibri"/>
-                <w:sz w:val="15"/>
-              </w:rPr>
-              <w:t>tenant</w:t>
-            </w:r>
-          </w:p>
-        </w:tc>
-        <w:tc>
-          <w:tcPr>
-            <w:tcW w:w="1440" w:type="dxa"/>
-          </w:tcPr>
-          <w:p>
-            <w:pPr>
-              <w:spacing w:after="0" w:line="278" w:lineRule="auto"/>
-            </w:pPr>
-            <w:r>
-              <w:rPr>
-                <w:rFonts w:ascii="Calibri" w:hAnsi="Calibri"/>
-                <w:sz w:val="15"/>
-              </w:rPr>
-              <w:t>Owner</w:t>
-            </w:r>
-          </w:p>
-        </w:tc>
-        <w:tc>
-          <w:tcPr>
-            <w:tcW w:w="3240" w:type="dxa"/>
-          </w:tcPr>
-          <w:p>
-            <w:pPr>
-              <w:spacing w:after="0" w:line="278" w:lineRule="auto"/>
-            </w:pPr>
-            <w:r>
-              <w:rPr>
-                <w:rFonts w:ascii="Calibri" w:hAnsi="Calibri"/>
-                <w:sz w:val="15"/>
-              </w:rPr>
-              <w:t>via seed-cedarstone.mjs</w:t>
-            </w:r>
-          </w:p>
-        </w:tc>
-      </w:tr>
-      <w:tr>
-        <w:tc>
-          <w:tcPr>
-            <w:tcW w:w="3600" w:type="dxa"/>
-          </w:tcPr>
-          <w:p>
-            <w:pPr>
-              <w:spacing w:after="0" w:line="278" w:lineRule="auto"/>
-            </w:pPr>
-            <w:r>
-              <w:rPr>
-                <w:rFonts w:ascii="Consolas" w:hAnsi="Consolas"/>
-                <w:b/>
-                <w:color w:val="172126"/>
-                <w:sz w:val="15"/>
-              </w:rPr>
-              <w:t>dana@ · riya@ · marcus@ · priya@cedarstone.build</w:t>
-            </w:r>
-          </w:p>
-        </w:tc>
-        <w:tc>
-          <w:tcPr>
-            <w:tcW w:w="1152" w:type="dxa"/>
-          </w:tcPr>
-          <w:p>
-            <w:pPr>
-              <w:spacing w:after="0" w:line="278" w:lineRule="auto"/>
-            </w:pPr>
-            <w:r>
-              <w:rPr>
-                <w:rFonts w:ascii="Calibri" w:hAnsi="Calibri"/>
-                <w:sz w:val="15"/>
-              </w:rPr>
-              <w:t>tenant</w:t>
-            </w:r>
-          </w:p>
-        </w:tc>
-        <w:tc>
-          <w:tcPr>
-            <w:tcW w:w="1440" w:type="dxa"/>
-          </w:tcPr>
-          <w:p>
-            <w:pPr>
-              <w:spacing w:after="0" w:line="278" w:lineRule="auto"/>
-            </w:pPr>
-            <w:r>
-              <w:rPr>
-                <w:rFonts w:ascii="Calibri" w:hAnsi="Calibri"/>
-                <w:sz w:val="15"/>
-              </w:rPr>
-              <w:t>Colleagues</w:t>
-            </w:r>
-          </w:p>
-        </w:tc>
-        <w:tc>
-          <w:tcPr>
-            <w:tcW w:w="3240" w:type="dxa"/>
-          </w:tcPr>
-          <w:p>
-            <w:pPr>
-              <w:spacing w:after="0" w:line="278" w:lineRule="auto"/>
-            </w:pPr>
-            <w:r>
-              <w:rPr>
-                <w:rFonts w:ascii="Calibri" w:hAnsi="Calibri"/>
-                <w:sz w:val="15"/>
-              </w:rPr>
-              <w:t>Same seed unless individually overridden</w:t>
-            </w:r>
-          </w:p>
-        </w:tc>
-      </w:tr>
-    </w:tbl>
-    <w:p>
-      <w:pPr>
-        <w:spacing w:after="60"/>
-      </w:pPr>
-    </w:p>
-    <w:p>
-      <w:r>
-        <w:t>None of these are created by the compose seed — §3.4. The stale Riverside name is still live rather than a documentation leftover: TENANT_OWNER_EMAIL: owner@riverside.build in the tenant compose seed service (D9), and in the tenant README's quick start (D10).</w:t>
-      </w:r>
-    </w:p>
-    <w:p/>
-    <w:p>
-      <w:pPr>
-        <w:spacing w:before="260" w:after="80"/>
-      </w:pPr>
-      <w:proofErr w:type="gramStart"/>
-      <w:r>
-        <w:rPr>
-          <w:rFonts w:ascii="Calibri" w:hAnsi="Calibri"/>
-          <w:b/>
-          <w:color w:val="172126"/>
-          <w:sz w:val="22"/>
-        </w:rPr>
-        <w:t>11.</w:t>
+        <w:t>8</w:t>
       </w:r>
       <w:r>
         <w:rPr>
@@ -7932,7 +7576,7 @@
           <w:color w:val="172126"/>
           <w:sz w:val="22"/>
         </w:rPr>
-        <w:t>3</w:t>
+        <w:t>.</w:t>
       </w:r>
       <w:r>
         <w:rPr>
@@ -7941,9 +7585,8 @@
           <w:color w:val="172126"/>
           <w:sz w:val="22"/>
         </w:rPr>
-        <w:t xml:space="preserve">  API</w:t>
+        <w:t>2</w:t>
       </w:r>
-      <w:proofErr w:type="gramEnd"/>
       <w:r>
         <w:rPr>
           <w:rFonts w:ascii="Calibri" w:hAnsi="Calibri"/>
@@ -7951,7 +7594,7 @@
           <w:color w:val="172126"/>
           <w:sz w:val="22"/>
         </w:rPr>
-        <w:t xml:space="preserve"> surface</w:t>
+        <w:t xml:space="preserve">  API surface</w:t>
       </w:r>
     </w:p>
     <w:p>
@@ -8115,6 +7758,14 @@
                 <w:sz w:val="16"/>
               </w:rPr>
               <w:br/>
+            </w:r>
+            <w:r>
+              <w:rPr>
+                <w:rFonts w:ascii="Consolas" w:hAnsi="Consolas"/>
+                <w:color w:val="172126"/>
+                <w:sz w:val="16"/>
+              </w:rPr>
+              <w:lastRenderedPageBreak/>
               <w:t xml:space="preserve">           POST /api/internal/jobs/reconcile</w:t>
             </w:r>
           </w:p>
@@ -8221,7 +7872,6 @@
       <w:pPr>
         <w:spacing w:before="260" w:after="80"/>
       </w:pPr>
-      <w:proofErr w:type="gramStart"/>
       <w:r>
         <w:rPr>
           <w:rFonts w:ascii="Calibri" w:hAnsi="Calibri"/>
@@ -8229,7 +7879,7 @@
           <w:color w:val="172126"/>
           <w:sz w:val="22"/>
         </w:rPr>
-        <w:t>11.</w:t>
+        <w:t xml:space="preserve">8.3 </w:t>
       </w:r>
       <w:r>
         <w:rPr>
@@ -8238,26 +7888,7 @@
           <w:color w:val="172126"/>
           <w:sz w:val="22"/>
         </w:rPr>
-        <w:t xml:space="preserve">4 </w:t>
-      </w:r>
-      <w:r>
-        <w:rPr>
-          <w:rFonts w:ascii="Calibri" w:hAnsi="Calibri"/>
-          <w:b/>
-          <w:color w:val="172126"/>
-          <w:sz w:val="22"/>
-        </w:rPr>
-        <w:t xml:space="preserve"> Where</w:t>
-      </w:r>
-      <w:proofErr w:type="gramEnd"/>
-      <w:r>
-        <w:rPr>
-          <w:rFonts w:ascii="Calibri" w:hAnsi="Calibri"/>
-          <w:b/>
-          <w:color w:val="172126"/>
-          <w:sz w:val="22"/>
-        </w:rPr>
-        <w:t xml:space="preserve"> to look next</w:t>
+        <w:t>Where to look next</w:t>
       </w:r>
     </w:p>
     <w:tbl>
@@ -8551,7 +8182,6 @@
       <w:pPr>
         <w:spacing w:before="260" w:after="80"/>
       </w:pPr>
-      <w:proofErr w:type="gramStart"/>
       <w:r>
         <w:rPr>
           <w:rFonts w:ascii="Calibri" w:hAnsi="Calibri"/>
@@ -8559,7 +8189,7 @@
           <w:color w:val="172126"/>
           <w:sz w:val="22"/>
         </w:rPr>
-        <w:t>11.</w:t>
+        <w:t xml:space="preserve">8.4 </w:t>
       </w:r>
       <w:r>
         <w:rPr>
@@ -8568,26 +8198,7 @@
           <w:color w:val="172126"/>
           <w:sz w:val="22"/>
         </w:rPr>
-        <w:t xml:space="preserve">5 </w:t>
-      </w:r>
-      <w:r>
-        <w:rPr>
-          <w:rFonts w:ascii="Calibri" w:hAnsi="Calibri"/>
-          <w:b/>
-          <w:color w:val="172126"/>
-          <w:sz w:val="22"/>
-        </w:rPr>
-        <w:t xml:space="preserve"> Read</w:t>
-      </w:r>
-      <w:proofErr w:type="gramEnd"/>
-      <w:r>
-        <w:rPr>
-          <w:rFonts w:ascii="Calibri" w:hAnsi="Calibri"/>
-          <w:b/>
-          <w:color w:val="172126"/>
-          <w:sz w:val="22"/>
-        </w:rPr>
-        <w:t xml:space="preserve"> from</w:t>
+        <w:t xml:space="preserve"> Read from</w:t>
       </w:r>
     </w:p>
     <w:tbl>
